--- a/assignments/09-assignment.docx
+++ b/assignments/09-assignment.docx
@@ -246,13 +246,13 @@
         </w:pict>
       </w:r>
     </w:p>
-    <w:bookmarkStart w:id="9" w:name="question-1-the-inference-problem"/>
+    <w:bookmarkStart w:id="9" w:name="question-1"/>
     <w:p>
       <w:pPr>
         <w:pStyle w:val="Heading3"/>
       </w:pPr>
       <w:r>
-        <w:t xml:space="preserve">Question 1: The Inference Problem</w:t>
+        <w:t xml:space="preserve">Question 1</w:t>
       </w:r>
     </w:p>
     <w:p>
@@ -260,16 +260,7 @@
         <w:pStyle w:val="FirstParagraph"/>
       </w:pPr>
       <w:r>
-        <w:t xml:space="preserve">Lecture 19 showed that AI can predict sensitive attributes from seemingly innocuous data. Facebook likes predict political views and sexuality. Purchase history predicts pregnancy (the Target case). Location data reveals religion, home address, and health conditions. The lecture called this the</w:t>
-      </w:r>
-      <w:r>
-        <w:t xml:space="preserve"> </w:t>
-      </w:r>
-      <w:r>
-        <w:t xml:space="preserve">“inference problem”</w:t>
-      </w:r>
-      <w:r>
-        <w:t xml:space="preserve">: you can control what you share, but you cannot control what can be inferred from what you share.</w:t>
+        <w:t xml:space="preserve">Lecture 19 showed that AI can infer sensitive attributes from ordinary data: political views and sexuality from Facebook likes, pregnancy from purchases (the Target case), and home address, workplace and religion from location. You can control what you share, but not what can be inferred from it.</w:t>
       </w:r>
     </w:p>
     <w:p>
@@ -292,29 +283,13 @@
         </w:numPr>
       </w:pPr>
       <w:r>
-        <w:t xml:space="preserve">You install a free weather app that tracks your location. List</w:t>
-      </w:r>
-      <w:r>
-        <w:t xml:space="preserve"> </w:t>
-      </w:r>
-      <w:r>
-        <w:rPr>
-          <w:b/>
-          <w:bCs/>
-        </w:rPr>
-        <w:t xml:space="preserve">3 pieces of sensitive information</w:t>
-      </w:r>
-      <w:r>
-        <w:t xml:space="preserve"> </w:t>
-      </w:r>
-      <w:r>
-        <w:t xml:space="preserve">that could be inferred from your location data alone, not information you typed in, but things that can be figured out from where you go and when. For each, explain the inference chain (e.g.,</w:t>
-      </w:r>
-      <w:r>
-        <w:t xml:space="preserve"> </w:t>
-      </w:r>
-      <w:r>
-        <w:t xml:space="preserve">“regularly visits X on Sundays → likely Y”</w:t>
+        <w:t xml:space="preserve">A free weather app tracks your location. List three sensitive things it could infer from where you go and when. Give the chain for each (for example,</w:t>
+      </w:r>
+      <w:r>
+        <w:t xml:space="preserve"> </w:t>
+      </w:r>
+      <w:r>
+        <w:t xml:space="preserve">“visits X every Sunday → probably Y”</w:t>
       </w:r>
       <w:r>
         <w:t xml:space="preserve">).</w:t>
@@ -328,7 +303,7 @@
         </w:numPr>
       </w:pPr>
       <w:r>
-        <w:t xml:space="preserve">Traditional privacy protections centre on controlling what you share: don’t give out your medical records, don’t post your address online, etc. In 3–4 sentences, explain why the inference problem makes these traditional protections less effective. What changes when sensitive information can be derived from non-sensitive data?</w:t>
+        <w:t xml:space="preserve">Privacy advice usually says: be careful what you share. In 3-4 sentences, explain why inference weakens this advice.</w:t>
       </w:r>
     </w:p>
     <w:p>
@@ -339,39 +314,7 @@
         </w:numPr>
       </w:pPr>
       <w:r>
-        <w:t xml:space="preserve">Propose</w:t>
-      </w:r>
-      <w:r>
-        <w:t xml:space="preserve"> </w:t>
-      </w:r>
-      <w:r>
-        <w:rPr>
-          <w:b/>
-          <w:bCs/>
-        </w:rPr>
-        <w:t xml:space="preserve">one technical rule</w:t>
-      </w:r>
-      <w:r>
-        <w:t xml:space="preserve"> </w:t>
-      </w:r>
-      <w:r>
-        <w:t xml:space="preserve">and</w:t>
-      </w:r>
-      <w:r>
-        <w:t xml:space="preserve"> </w:t>
-      </w:r>
-      <w:r>
-        <w:rPr>
-          <w:b/>
-          <w:bCs/>
-        </w:rPr>
-        <w:t xml:space="preserve">one policy rule</w:t>
-      </w:r>
-      <w:r>
-        <w:t xml:space="preserve"> </w:t>
-      </w:r>
-      <w:r>
-        <w:t xml:space="preserve">that would address the inference problem. For each, explain what it would do and why it might be hard to implement.</w:t>
+        <w:t xml:space="preserve">Propose one technical rule and one policy rule to limit inference. For each, say what it does and why it is hard to implement.</w:t>
       </w:r>
     </w:p>
     <w:p>
@@ -425,31 +368,13 @@
       </w:r>
     </w:p>
     <w:bookmarkEnd w:id="9"/>
-    <w:bookmarkStart w:id="10" w:name="Xb613d1b5dbe96329fb8fb0f230b1b0c321dc5a4"/>
+    <w:bookmarkStart w:id="10" w:name="question-2"/>
     <w:p>
       <w:pPr>
         <w:pStyle w:val="Heading3"/>
       </w:pPr>
       <w:r>
-        <w:t xml:space="preserve">Question 2:</w:t>
-      </w:r>
-      <w:r>
-        <w:t xml:space="preserve"> </w:t>
-      </w:r>
-      <w:r>
-        <w:t xml:space="preserve">“Publicly Available”</w:t>
-      </w:r>
-      <w:r>
-        <w:t xml:space="preserve"> </w:t>
-      </w:r>
-      <w:r>
-        <w:t xml:space="preserve">Does Not Mean</w:t>
-      </w:r>
-      <w:r>
-        <w:t xml:space="preserve"> </w:t>
-      </w:r>
-      <w:r>
-        <w:t xml:space="preserve">“Consented to AI Training”</w:t>
+        <w:t xml:space="preserve">Question 2</w:t>
       </w:r>
     </w:p>
     <w:p>
@@ -457,7 +382,28 @@
         <w:pStyle w:val="FirstParagraph"/>
       </w:pPr>
       <w:r>
-        <w:t xml:space="preserve">Lecture 19 emphasised that most people don’t know their data is in AI training sets, and that data being publicly accessible does not mean the person agreed to have it used for model training. LLMs are trained on internet-scale data scraped from websites, forums, social media, and public repositories.</w:t>
+        <w:t xml:space="preserve">Lecture 19 noted that most people do not know their data is in AI training sets, and that</w:t>
+      </w:r>
+      <w:r>
+        <w:t xml:space="preserve"> </w:t>
+      </w:r>
+      <w:r>
+        <w:t xml:space="preserve">“publicly available”</w:t>
+      </w:r>
+      <w:r>
+        <w:t xml:space="preserve"> </w:t>
+      </w:r>
+      <w:r>
+        <w:t xml:space="preserve">does not mean</w:t>
+      </w:r>
+      <w:r>
+        <w:t xml:space="preserve"> </w:t>
+      </w:r>
+      <w:r>
+        <w:t xml:space="preserve">“consented to AI training”</w:t>
+      </w:r>
+      <w:r>
+        <w:t xml:space="preserve">. LLMs are trained on text scraped from websites, forums, social media and public repositories.</w:t>
       </w:r>
     </w:p>
     <w:p>
@@ -480,35 +426,7 @@
         </w:numPr>
       </w:pPr>
       <w:r>
-        <w:t xml:space="preserve">Give</w:t>
-      </w:r>
-      <w:r>
-        <w:t xml:space="preserve"> </w:t>
-      </w:r>
-      <w:r>
-        <w:rPr>
-          <w:b/>
-          <w:bCs/>
-        </w:rPr>
-        <w:t xml:space="preserve">3 specific examples</w:t>
-      </w:r>
-      <w:r>
-        <w:t xml:space="preserve"> </w:t>
-      </w:r>
-      <w:r>
-        <w:t xml:space="preserve">of data that is</w:t>
-      </w:r>
-      <w:r>
-        <w:t xml:space="preserve"> </w:t>
-      </w:r>
-      <w:r>
-        <w:t xml:space="preserve">“publicly available”</w:t>
-      </w:r>
-      <w:r>
-        <w:t xml:space="preserve"> </w:t>
-      </w:r>
-      <w:r>
-        <w:t xml:space="preserve">but where the person likely never imagined it would be used to train an AI model. For each, explain why</w:t>
+        <w:t xml:space="preserve">Give three examples of public data whose author probably never expected it to train an AI model. For each, explain why</w:t>
       </w:r>
       <w:r>
         <w:t xml:space="preserve"> </w:t>
@@ -520,7 +438,7 @@
         <w:t xml:space="preserve"> </w:t>
       </w:r>
       <w:r>
-        <w:t xml:space="preserve">is not a sufficient justification for including it in training data.</w:t>
+        <w:t xml:space="preserve">does not justify the use.</w:t>
       </w:r>
     </w:p>
     <w:p>
@@ -531,7 +449,7 @@
         </w:numPr>
       </w:pPr>
       <w:r>
-        <w:t xml:space="preserve">A social media company updates its terms of service to say:</w:t>
+        <w:t xml:space="preserve">A social media company adds to its terms of service:</w:t>
       </w:r>
       <w:r>
         <w:t xml:space="preserve"> </w:t>
@@ -547,7 +465,7 @@
         <w:t xml:space="preserve"> </w:t>
       </w:r>
       <w:r>
-        <w:t xml:space="preserve">You already have 5 years of posts on the platform. In 3–4 sentences, argue whether retroactive consent (applying new terms to old posts you made under different terms) is ethically valid. Consider: did you have a meaningful choice when you originally posted?</w:t>
+        <w:t xml:space="preserve">You have five years of posts there. Is it ethical to apply the new terms to your old posts? Did you have a real choice? Argue in 3-4 sentences.</w:t>
       </w:r>
     </w:p>
     <w:p>
@@ -558,19 +476,16 @@
         </w:numPr>
       </w:pPr>
       <w:r>
-        <w:t xml:space="preserve">The EU’s GDPR requires consent to be</w:t>
-      </w:r>
-      <w:r>
-        <w:t xml:space="preserve"> </w:t>
-      </w:r>
-      <w:r>
-        <w:t xml:space="preserve">“freely given, specific, and informed.”</w:t>
-      </w:r>
-      <w:r>
-        <w:t xml:space="preserve"> </w:t>
-      </w:r>
-      <w:r>
-        <w:t xml:space="preserve">Could a social media platform ever meet this standard for AI training consent? Why or why not? Write 3–4 sentences.</w:t>
+        <w:t xml:space="preserve">The GDPR requires consent to be</w:t>
+      </w:r>
+      <w:r>
+        <w:t xml:space="preserve"> </w:t>
+      </w:r>
+      <w:r>
+        <w:t xml:space="preserve">“freely given, specific, and informed”</w:t>
+      </w:r>
+      <w:r>
+        <w:t xml:space="preserve">. Could a social media platform meet this standard for AI training? Explain in 3-4 sentences.</w:t>
       </w:r>
     </w:p>
     <w:p>
@@ -624,13 +539,13 @@
       </w:r>
     </w:p>
     <w:bookmarkEnd w:id="10"/>
-    <w:bookmarkStart w:id="11" w:name="Xac9ac7a8311abc71380f335d5794c6c8f6fc03c"/>
+    <w:bookmarkStart w:id="11" w:name="question-3"/>
     <w:p>
       <w:pPr>
         <w:pStyle w:val="Heading3"/>
       </w:pPr>
       <w:r>
-        <w:t xml:space="preserve">Question 3: Synthetic Data: Too Good to Be True?</w:t>
+        <w:t xml:space="preserve">Question 3</w:t>
       </w:r>
     </w:p>
     <w:p>
@@ -638,27 +553,7 @@
         <w:pStyle w:val="FirstParagraph"/>
       </w:pPr>
       <w:r>
-        <w:t xml:space="preserve">Lecture 19 described synthetic data: artificially generated data that preserves the statistical patterns of real data without containing actual personal information. Healthcare organisations use synthetic patient records for research. Financial institutions test fraud detection on synthetic transactions. The appeal is clear: you get useful data without the privacy risk of sharing real records.</w:t>
-      </w:r>
-    </w:p>
-    <w:p>
-      <w:pPr>
-        <w:pStyle w:val="BodyText"/>
-      </w:pPr>
-      <w:r>
-        <w:t xml:space="preserve">But the lecture also warned about limitations: synthetic data may not capture rare cases well, and there is a risk of</w:t>
-      </w:r>
-      <w:r>
-        <w:t xml:space="preserve"> </w:t>
-      </w:r>
-      <w:r>
-        <w:t xml:space="preserve">“overfitting”</w:t>
-      </w:r>
-      <w:r>
-        <w:t xml:space="preserve"> </w:t>
-      </w:r>
-      <w:r>
-        <w:t xml:space="preserve">to original data (the generator memorises specific real individuals).</w:t>
+        <w:t xml:space="preserve">Lecture 19 described synthetic data: artificial data that keeps the patterns of real data without real people’s records. Healthcare bodies use it for research, and banks use it to test fraud detection. It has two limits: it may miss rare cases, and the generator can leak real records.</w:t>
       </w:r>
     </w:p>
     <w:p>
@@ -681,7 +576,7 @@
         </w:numPr>
       </w:pPr>
       <w:r>
-        <w:t xml:space="preserve">A hospital has 10,000 real patient records. They generate 10,000 synthetic records and give them to a research team. Explain in 3–4 sentences why this is better for privacy than simply</w:t>
+        <w:t xml:space="preserve">A hospital gives researchers 10,000 synthetic records generated from 10,000 real ones. Why does this protect privacy better than</w:t>
       </w:r>
       <w:r>
         <w:t xml:space="preserve"> </w:t>
@@ -693,7 +588,7 @@
         <w:t xml:space="preserve"> </w:t>
       </w:r>
       <w:r>
-        <w:t xml:space="preserve">the real records (e.g., replacing names with ID numbers, removing dates of birth). What does synthetic data protect against that basic anonymisation does not?</w:t>
+        <w:t xml:space="preserve">the real records (replacing names with ID numbers, removing dates of birth)? Answer in 3-4 sentences.</w:t>
       </w:r>
     </w:p>
     <w:p>
@@ -704,35 +599,7 @@
         </w:numPr>
       </w:pPr>
       <w:r>
-        <w:t xml:space="preserve">The lecture warned that synthetic data</w:t>
-      </w:r>
-      <w:r>
-        <w:t xml:space="preserve"> </w:t>
-      </w:r>
-      <w:r>
-        <w:t xml:space="preserve">“may not capture rare cases well.”</w:t>
-      </w:r>
-      <w:r>
-        <w:t xml:space="preserve"> </w:t>
-      </w:r>
-      <w:r>
-        <w:t xml:space="preserve">Give a</w:t>
-      </w:r>
-      <w:r>
-        <w:t xml:space="preserve"> </w:t>
-      </w:r>
-      <w:r>
-        <w:rPr>
-          <w:b/>
-          <w:bCs/>
-        </w:rPr>
-        <w:t xml:space="preserve">specific healthcare example</w:t>
-      </w:r>
-      <w:r>
-        <w:t xml:space="preserve"> </w:t>
-      </w:r>
-      <w:r>
-        <w:t xml:space="preserve">where this limitation could cause harm. Describe the rare case, explain why the synthetic data might miss it, and identify who would be harmed.</w:t>
+        <w:t xml:space="preserve">Give a healthcare example where missing a rare case causes harm. Say what the rare case is, why synthetic data might miss it, and who is harmed.</w:t>
       </w:r>
     </w:p>
     <w:p>
@@ -743,19 +610,7 @@
         </w:numPr>
       </w:pPr>
       <w:r>
-        <w:t xml:space="preserve">There is a risk that the synthetic data generator</w:t>
-      </w:r>
-      <w:r>
-        <w:t xml:space="preserve"> </w:t>
-      </w:r>
-      <w:r>
-        <w:t xml:space="preserve">“memorises”</w:t>
-      </w:r>
-      <w:r>
-        <w:t xml:space="preserve"> </w:t>
-      </w:r>
-      <w:r>
-        <w:t xml:space="preserve">specific real patients, that is, producing synthetic records that are too close to real ones. How is this similar to the LLM memorisation problem discussed earlier in the lecture (where models regurgitate verbatim training data)? How is it different? Is one more dangerous than the other? Write 3–4 sentences.</w:t>
+        <w:t xml:space="preserve">The lecture also showed that LLMs can repeat training data word for word. Compare that with a generator leaking real patient records. How are they alike, how do they differ, and is one more dangerous? Write 3-4 sentences.</w:t>
       </w:r>
     </w:p>
     <w:p>
@@ -809,13 +664,13 @@
       </w:r>
     </w:p>
     <w:bookmarkEnd w:id="11"/>
-    <w:bookmarkStart w:id="12" w:name="Xb952aaff593d22324831ef466c7da8629637817"/>
+    <w:bookmarkStart w:id="12" w:name="question-4"/>
     <w:p>
       <w:pPr>
         <w:pStyle w:val="Heading3"/>
       </w:pPr>
       <w:r>
-        <w:t xml:space="preserve">Question 4: Facial Recognition in Public Spaces</w:t>
+        <w:t xml:space="preserve">Question 4</w:t>
       </w:r>
     </w:p>
     <w:p>
@@ -823,7 +678,7 @@
         <w:pStyle w:val="FirstParagraph"/>
       </w:pPr>
       <w:r>
-        <w:t xml:space="preserve">The EU AI Act (Lecture 18) banned real-time biometric identification in public spaces, with exceptions for serious crimes. China deploys facial recognition extensively in public, including for surveillance. The US has no federal ban; the rules depend on state and city laws, and many jurisdictions have no restrictions at all.</w:t>
+        <w:t xml:space="preserve">The EU AI Act (Lecture 18) bans real-time face ID in public by police, with exceptions. China uses facial recognition widely, including for surveillance. The US has no federal ban; the rules depend on the state or city, and many places have none.</w:t>
       </w:r>
     </w:p>
     <w:p>
@@ -831,7 +686,7 @@
         <w:pStyle w:val="BodyText"/>
       </w:pPr>
       <w:r>
-        <w:t xml:space="preserve">Lecture 19 discussed Clearview AI, which scraped billions of photos from social media to build a facial recognition database and sold access to law enforcement and private buyers.</w:t>
+        <w:t xml:space="preserve">Lecture 19 discussed Clearview AI, which scraped billions of social media photos into a face search engine and sold access to police and private buyers.</w:t>
       </w:r>
     </w:p>
     <w:p>
@@ -854,68 +709,7 @@
         </w:numPr>
       </w:pPr>
       <w:r>
-        <w:t xml:space="preserve">List</w:t>
-      </w:r>
-      <w:r>
-        <w:t xml:space="preserve"> </w:t>
-      </w:r>
-      <w:r>
-        <w:rPr>
-          <w:b/>
-          <w:bCs/>
-        </w:rPr>
-        <w:t xml:space="preserve">2 specific uses</w:t>
-      </w:r>
-      <w:r>
-        <w:t xml:space="preserve"> </w:t>
-      </w:r>
-      <w:r>
-        <w:t xml:space="preserve">of facial recognition in public spaces that you think should be</w:t>
-      </w:r>
-      <w:r>
-        <w:t xml:space="preserve"> </w:t>
-      </w:r>
-      <w:r>
-        <w:rPr>
-          <w:b/>
-          <w:bCs/>
-        </w:rPr>
-        <w:t xml:space="preserve">allowed</w:t>
-      </w:r>
-      <w:r>
-        <w:t xml:space="preserve"> </w:t>
-      </w:r>
-      <w:r>
-        <w:t xml:space="preserve">and</w:t>
-      </w:r>
-      <w:r>
-        <w:t xml:space="preserve"> </w:t>
-      </w:r>
-      <w:r>
-        <w:rPr>
-          <w:b/>
-          <w:bCs/>
-        </w:rPr>
-        <w:t xml:space="preserve">2 specific uses</w:t>
-      </w:r>
-      <w:r>
-        <w:t xml:space="preserve"> </w:t>
-      </w:r>
-      <w:r>
-        <w:t xml:space="preserve">that should be</w:t>
-      </w:r>
-      <w:r>
-        <w:t xml:space="preserve"> </w:t>
-      </w:r>
-      <w:r>
-        <w:rPr>
-          <w:b/>
-          <w:bCs/>
-        </w:rPr>
-        <w:t xml:space="preserve">banned</w:t>
-      </w:r>
-      <w:r>
-        <w:t xml:space="preserve">. For each, explain your reasoning in 1–2 sentences.</w:t>
+        <w:t xml:space="preserve">Name two uses of facial recognition in public spaces that should be allowed and two that should be banned. Justify each in 1-2 sentences.</w:t>
       </w:r>
     </w:p>
     <w:p>
@@ -926,7 +720,7 @@
         </w:numPr>
       </w:pPr>
       <w:r>
-        <w:t xml:space="preserve">Some people argue:</w:t>
+        <w:t xml:space="preserve">Some people say:</w:t>
       </w:r>
       <w:r>
         <w:t xml:space="preserve"> </w:t>
@@ -942,19 +736,7 @@
         <w:t xml:space="preserve"> </w:t>
       </w:r>
       <w:r>
-        <w:t xml:space="preserve">In 3–4 sentences, explain the problems with this argument. Reference the lecture’s point that privacy is about</w:t>
-      </w:r>
-      <w:r>
-        <w:t xml:space="preserve"> </w:t>
-      </w:r>
-      <w:r>
-        <w:t xml:space="preserve">“the power to choose what to reveal,”</w:t>
-      </w:r>
-      <w:r>
-        <w:t xml:space="preserve"> </w:t>
-      </w:r>
-      <w:r>
-        <w:t xml:space="preserve">not about having secrets.</w:t>
+        <w:t xml:space="preserve">In 3-4 sentences, explain what is wrong with this argument, using the lecture’s point about inference.</w:t>
       </w:r>
     </w:p>
     <w:p>
@@ -965,7 +747,7 @@
         </w:numPr>
       </w:pPr>
       <w:r>
-        <w:t xml:space="preserve">A shopping mall installs facial recognition cameras to identify known shoplifters. No US federal law prohibits this. In 3–4 sentences, take a position: should it be legal? Consider: Who else’s face is being scanned and stored? What happens if the system makes a mistake? Is there meaningful consent when entering a shopping mall?</w:t>
+        <w:t xml:space="preserve">A shopping mall installs facial recognition to spot known shoplifters. No US federal law prohibits this. Should it be legal? Take a position in 3-4 sentences. Consider whose faces are scanned and stored, what follows a wrong match, and whether entering a mall is consent.</w:t>
       </w:r>
     </w:p>
     <w:p>
@@ -1019,13 +801,13 @@
       </w:r>
     </w:p>
     <w:bookmarkEnd w:id="12"/>
-    <w:bookmarkStart w:id="13" w:name="Xea0b5229b18594fe6b29dc5919ee322cea778e6"/>
+    <w:bookmarkStart w:id="13" w:name="question-5"/>
     <w:p>
       <w:pPr>
         <w:pStyle w:val="Heading3"/>
       </w:pPr>
       <w:r>
-        <w:t xml:space="preserve">Question 5: The Right to Be Forgotten in the Age of LLMs</w:t>
+        <w:t xml:space="preserve">Question 5</w:t>
       </w:r>
     </w:p>
     <w:p>
@@ -1033,7 +815,7 @@
         <w:pStyle w:val="FirstParagraph"/>
       </w:pPr>
       <w:r>
-        <w:t xml:space="preserve">GDPR gives individuals the</w:t>
+        <w:t xml:space="preserve">The GDPR’s</w:t>
       </w:r>
       <w:r>
         <w:t xml:space="preserve"> </w:t>
@@ -1042,7 +824,10 @@
         <w:t xml:space="preserve">“right to erasure”</w:t>
       </w:r>
       <w:r>
-        <w:t xml:space="preserve">, that is, the right to demand that an organisation delete your personal data. But Lecture 19 noted that removing one person’s data from a trained AI model is technically very difficult. The lecture described this as one of the key tensions between privacy law and AI: the right exists on paper, but technology may not be able to comply.</w:t>
+        <w:t xml:space="preserve"> </w:t>
+      </w:r>
+      <w:r>
+        <w:t xml:space="preserve">lets you demand that an organisation delete your personal data. Lecture 19 noted that removing one person’s data from a trained AI model is technically very difficult.</w:t>
       </w:r>
     </w:p>
     <w:p>
@@ -1065,7 +850,7 @@
         </w:numPr>
       </w:pPr>
       <w:r>
-        <w:t xml:space="preserve">Explain in plain language why deleting a row from a database is simple, but</w:t>
+        <w:t xml:space="preserve">Deleting a row from a database is simple;</w:t>
       </w:r>
       <w:r>
         <w:t xml:space="preserve"> </w:t>
@@ -1077,7 +862,7 @@
         <w:t xml:space="preserve"> </w:t>
       </w:r>
       <w:r>
-        <w:t xml:space="preserve">someone’s data from a neural network is not. What makes the two cases fundamentally different? Write 3–4 sentences.</w:t>
+        <w:t xml:space="preserve">someone’s data from a neural network is not. Explain the difference in 3-4 plain sentences.</w:t>
       </w:r>
     </w:p>
     <w:p>
@@ -1088,16 +873,13 @@
         </w:numPr>
       </w:pPr>
       <w:r>
-        <w:t xml:space="preserve">Some researchers are working on</w:t>
-      </w:r>
-      <w:r>
-        <w:t xml:space="preserve"> </w:t>
-      </w:r>
-      <w:r>
-        <w:t xml:space="preserve">“machine unlearning”</w:t>
-      </w:r>
-      <w:r>
-        <w:t xml:space="preserve">, techniques to make a model forget specific training examples without retraining the entire model from scratch. Even if this works perfectly, does it fully solve the privacy problem? Consider: what if the model already generated outputs based on your data before the unlearning happened? What if those outputs were used to make decisions about other people? Write 3–4 sentences.</w:t>
+        <w:t xml:space="preserve">“Machine unlearning”</w:t>
+      </w:r>
+      <w:r>
+        <w:t xml:space="preserve"> </w:t>
+      </w:r>
+      <w:r>
+        <w:t xml:space="preserve">aims to make a model forget specific training examples without retraining it from scratch. Suppose it works perfectly. Is the privacy problem solved? Think about the outputs the model produced before the unlearning, and the decisions based on them. Write 3-4 sentences.</w:t>
       </w:r>
     </w:p>
     <w:p>
@@ -1108,7 +890,7 @@
         </w:numPr>
       </w:pPr>
       <w:r>
-        <w:t xml:space="preserve">Should regulators require that LLM providers demonstrate the ability to remove individual data upon request, even if it is technically expensive? Or should the right to erasure be limited for AI models, recognising the technical constraints? Take a clear position in 4–5 sentences. Address at least one objection someone from the opposite side might raise.</w:t>
+        <w:t xml:space="preserve">Should regulators require LLM providers to remove an individual’s data on request, even at high cost? Or should the right to erasure be limited for AI models? Take a position in 4-5 sentences and answer one objection.</w:t>
       </w:r>
     </w:p>
     <w:p>
@@ -1162,13 +944,13 @@
       </w:r>
     </w:p>
     <w:bookmarkEnd w:id="13"/>
-    <w:bookmarkStart w:id="14" w:name="bonus-question-ai-surveillance-on-campus"/>
+    <w:bookmarkStart w:id="14" w:name="bonus-question"/>
     <w:p>
       <w:pPr>
         <w:pStyle w:val="Heading3"/>
       </w:pPr>
       <w:r>
-        <w:t xml:space="preserve">Bonus Question: AI Surveillance on Campus</w:t>
+        <w:t xml:space="preserve">Bonus question</w:t>
       </w:r>
     </w:p>
     <w:p>
@@ -1176,7 +958,7 @@
         <w:pStyle w:val="FirstParagraph"/>
       </w:pPr>
       <w:r>
-        <w:t xml:space="preserve">Your university installs a system that uses campus WiFi to track which buildings students enter and how long they stay. The stated purpose is to optimise building maintenance schedules and improve class scheduling. The system assigns each phone a unique identifier linked to the student’s university account.</w:t>
+        <w:t xml:space="preserve">Your university uses campus WiFi to track which buildings students enter and how long they stay. The stated purpose is to plan building maintenance and class timetables. Each phone has an identifier linked to the student’s university account.</w:t>
       </w:r>
     </w:p>
     <w:p>
@@ -1199,80 +981,7 @@
         </w:numPr>
       </w:pPr>
       <w:r>
-        <w:t xml:space="preserve">Using the lecture’s framework, classify the data collected as</w:t>
-      </w:r>
-      <w:r>
-        <w:t xml:space="preserve"> </w:t>
-      </w:r>
-      <w:r>
-        <w:rPr>
-          <w:b/>
-          <w:bCs/>
-        </w:rPr>
-        <w:t xml:space="preserve">“given”</w:t>
-      </w:r>
-      <w:r>
-        <w:t xml:space="preserve"> </w:t>
-      </w:r>
-      <w:r>
-        <w:t xml:space="preserve">(the student typed it in),</w:t>
-      </w:r>
-      <w:r>
-        <w:t xml:space="preserve"> </w:t>
-      </w:r>
-      <w:r>
-        <w:rPr>
-          <w:b/>
-          <w:bCs/>
-        </w:rPr>
-        <w:t xml:space="preserve">“observed”</w:t>
-      </w:r>
-      <w:r>
-        <w:t xml:space="preserve"> </w:t>
-      </w:r>
-      <w:r>
-        <w:t xml:space="preserve">(the system tracked behaviour), or</w:t>
-      </w:r>
-      <w:r>
-        <w:t xml:space="preserve"> </w:t>
-      </w:r>
-      <w:r>
-        <w:rPr>
-          <w:b/>
-          <w:bCs/>
-        </w:rPr>
-        <w:t xml:space="preserve">“inferred”</w:t>
-      </w:r>
-      <w:r>
-        <w:t xml:space="preserve"> </w:t>
-      </w:r>
-      <w:r>
-        <w:t xml:space="preserve">(derived from other data). Then list</w:t>
-      </w:r>
-      <w:r>
-        <w:t xml:space="preserve"> </w:t>
-      </w:r>
-      <w:r>
-        <w:rPr>
-          <w:b/>
-          <w:bCs/>
-        </w:rPr>
-        <w:t xml:space="preserve">3 sensitive inferences</w:t>
-      </w:r>
-      <w:r>
-        <w:t xml:space="preserve"> </w:t>
-      </w:r>
-      <w:r>
-        <w:t xml:space="preserve">that could be made from building-and-time data alone. For each, explain the inference chain (e.g.,</w:t>
-      </w:r>
-      <w:r>
-        <w:t xml:space="preserve"> </w:t>
-      </w:r>
-      <w:r>
-        <w:t xml:space="preserve">“visits the counselling centre every Tuesday at 3pm → likely receiving mental health treatment”</w:t>
-      </w:r>
-      <w:r>
-        <w:t xml:space="preserve">).</w:t>
+        <w:t xml:space="preserve">Suppose the GDPR applied to your university. Name two of its principles from Lecture 19 that this system puts at risk. Explain each in 1-2 sentences.</w:t>
       </w:r>
     </w:p>
     <w:p>
@@ -1299,19 +1008,7 @@
         <w:t xml:space="preserve"> </w:t>
       </w:r>
       <w:r>
-        <w:t xml:space="preserve">But the system collects individual-level data and could be queried at the individual level at any time. In 3–4 sentences, explain why</w:t>
-      </w:r>
-      <w:r>
-        <w:t xml:space="preserve"> </w:t>
-      </w:r>
-      <w:r>
-        <w:t xml:space="preserve">“we only look at aggregates”</w:t>
-      </w:r>
-      <w:r>
-        <w:t xml:space="preserve"> </w:t>
-      </w:r>
-      <w:r>
-        <w:t xml:space="preserve">is not a sufficient privacy defence when individual-level data is collected and stored.</w:t>
+        <w:t xml:space="preserve">Yet the system stores each student’s data and can be queried about anyone. In 3-4 sentences, explain why this is a weak privacy defence.</w:t>
       </w:r>
     </w:p>
     <w:p>
@@ -1322,23 +1019,7 @@
         </w:numPr>
       </w:pPr>
       <w:r>
-        <w:t xml:space="preserve">Would you be comfortable with this system? Under what conditions? Write 4–5 sentences explaining your position. Include</w:t>
-      </w:r>
-      <w:r>
-        <w:t xml:space="preserve"> </w:t>
-      </w:r>
-      <w:r>
-        <w:rPr>
-          <w:b/>
-          <w:bCs/>
-        </w:rPr>
-        <w:t xml:space="preserve">at least one specific condition</w:t>
-      </w:r>
-      <w:r>
-        <w:t xml:space="preserve"> </w:t>
-      </w:r>
-      <w:r>
-        <w:t xml:space="preserve">that would change your mind (e.g., something that, if added or removed, would flip your answer from yes to no or vice versa).</w:t>
+        <w:t xml:space="preserve">Would you be comfortable with this system? Explain in 4-5 sentences, and name one specific condition that would change your answer.</w:t>
       </w:r>
     </w:p>
     <w:p>
@@ -2535,7 +2216,6 @@
     <w:link w:val="VerbatimChar"/>
     <w:pPr>
       <w:wordWrap w:val="off"/>
-      <w:shd w:val="clear" w:fill="f1f3f5"/>
     </w:pPr>
   </w:style>
   <w:style w:type="character" w:customStyle="1" w:styleId="KeywordTok">
@@ -2543,104 +2223,93 @@
     <w:basedOn w:val="VerbatimChar"/>
     <w:rPr>
       <w:b/>
-      <w:color w:val="003b4f"/>
-      <w:shd w:val="clear" w:fill="f1f3f5"/>
+      <w:color w:val="007020"/>
     </w:rPr>
   </w:style>
   <w:style w:type="character" w:customStyle="1" w:styleId="DataTypeTok">
     <w:name w:val="DataTypeTok"/>
     <w:basedOn w:val="VerbatimChar"/>
     <w:rPr>
-      <w:color w:val="ad0000"/>
-      <w:shd w:val="clear" w:fill="f1f3f5"/>
+      <w:color w:val="902000"/>
     </w:rPr>
   </w:style>
   <w:style w:type="character" w:customStyle="1" w:styleId="DecValTok">
     <w:name w:val="DecValTok"/>
     <w:basedOn w:val="VerbatimChar"/>
     <w:rPr>
-      <w:color w:val="ad0000"/>
-      <w:shd w:val="clear" w:fill="f1f3f5"/>
+      <w:color w:val="40a070"/>
     </w:rPr>
   </w:style>
   <w:style w:type="character" w:customStyle="1" w:styleId="BaseNTok">
     <w:name w:val="BaseNTok"/>
     <w:basedOn w:val="VerbatimChar"/>
     <w:rPr>
-      <w:color w:val="ad0000"/>
-      <w:shd w:val="clear" w:fill="f1f3f5"/>
+      <w:color w:val="40a070"/>
     </w:rPr>
   </w:style>
   <w:style w:type="character" w:customStyle="1" w:styleId="FloatTok">
     <w:name w:val="FloatTok"/>
     <w:basedOn w:val="VerbatimChar"/>
     <w:rPr>
-      <w:color w:val="ad0000"/>
-      <w:shd w:val="clear" w:fill="f1f3f5"/>
+      <w:color w:val="40a070"/>
     </w:rPr>
   </w:style>
   <w:style w:type="character" w:customStyle="1" w:styleId="ConstantTok">
     <w:name w:val="ConstantTok"/>
     <w:basedOn w:val="VerbatimChar"/>
     <w:rPr>
-      <w:color w:val="8f5902"/>
-      <w:shd w:val="clear" w:fill="f1f3f5"/>
+      <w:color w:val="880000"/>
     </w:rPr>
   </w:style>
   <w:style w:type="character" w:customStyle="1" w:styleId="CharTok">
     <w:name w:val="CharTok"/>
     <w:basedOn w:val="VerbatimChar"/>
     <w:rPr>
-      <w:color w:val="20794d"/>
-      <w:shd w:val="clear" w:fill="f1f3f5"/>
+      <w:color w:val="4070a0"/>
     </w:rPr>
   </w:style>
   <w:style w:type="character" w:customStyle="1" w:styleId="SpecialCharTok">
     <w:name w:val="SpecialCharTok"/>
     <w:basedOn w:val="VerbatimChar"/>
     <w:rPr>
-      <w:color w:val="5e5e5e"/>
-      <w:shd w:val="clear" w:fill="f1f3f5"/>
+      <w:color w:val="4070a0"/>
     </w:rPr>
   </w:style>
   <w:style w:type="character" w:customStyle="1" w:styleId="StringTok">
     <w:name w:val="StringTok"/>
     <w:basedOn w:val="VerbatimChar"/>
     <w:rPr>
-      <w:color w:val="20794d"/>
-      <w:shd w:val="clear" w:fill="f1f3f5"/>
+      <w:color w:val="4070a0"/>
     </w:rPr>
   </w:style>
   <w:style w:type="character" w:customStyle="1" w:styleId="VerbatimStringTok">
     <w:name w:val="VerbatimStringTok"/>
     <w:basedOn w:val="VerbatimChar"/>
     <w:rPr>
-      <w:color w:val="20794d"/>
-      <w:shd w:val="clear" w:fill="f1f3f5"/>
+      <w:color w:val="4070a0"/>
     </w:rPr>
   </w:style>
   <w:style w:type="character" w:customStyle="1" w:styleId="SpecialStringTok">
     <w:name w:val="SpecialStringTok"/>
     <w:basedOn w:val="VerbatimChar"/>
     <w:rPr>
-      <w:color w:val="20794d"/>
-      <w:shd w:val="clear" w:fill="f1f3f5"/>
+      <w:color w:val="bb6688"/>
     </w:rPr>
   </w:style>
   <w:style w:type="character" w:customStyle="1" w:styleId="ImportTok">
     <w:name w:val="ImportTok"/>
     <w:basedOn w:val="VerbatimChar"/>
     <w:rPr>
-      <w:color w:val="00769e"/>
-      <w:shd w:val="clear" w:fill="f1f3f5"/>
+      <w:b/>
+      <w:color w:val="008000"/>
     </w:rPr>
   </w:style>
   <w:style w:type="character" w:customStyle="1" w:styleId="CommentTok">
     <w:name w:val="CommentTok"/>
     <w:basedOn w:val="VerbatimChar"/>
     <w:rPr>
-      <w:color w:val="5e5e5e"/>
-      <w:shd w:val="clear" w:fill="f1f3f5"/>
+      <w:i/>
+      <w:color w:val="60a0b0"/>
     </w:rPr>
   </w:style>
   <w:style w:type="character" w:customStyle="1" w:styleId="DocumentationTok">
@@ -2648,49 +2317,46 @@
     <w:basedOn w:val="VerbatimChar"/>
     <w:rPr>
       <w:i/>
-      <w:color w:val="5e5e5e"/>
-      <w:shd w:val="clear" w:fill="f1f3f5"/>
+      <w:color w:val="ba2121"/>
     </w:rPr>
   </w:style>
   <w:style w:type="character" w:customStyle="1" w:styleId="AnnotationTok">
     <w:name w:val="AnnotationTok"/>
     <w:basedOn w:val="VerbatimChar"/>
     <w:rPr>
-      <w:color w:val="5e5e5e"/>
-      <w:shd w:val="clear" w:fill="f1f3f5"/>
+      <w:b/>
+      <w:i/>
+      <w:color w:val="60a0b0"/>
     </w:rPr>
   </w:style>
   <w:style w:type="character" w:customStyle="1" w:styleId="CommentVarTok">
     <w:name w:val="CommentVarTok"/>
     <w:basedOn w:val="VerbatimChar"/>
     <w:rPr>
+      <w:b/>
       <w:i/>
-      <w:color w:val="5e5e5e"/>
-      <w:shd w:val="clear" w:fill="f1f3f5"/>
+      <w:color w:val="60a0b0"/>
     </w:rPr>
   </w:style>
   <w:style w:type="character" w:customStyle="1" w:styleId="OtherTok">
     <w:name w:val="OtherTok"/>
     <w:basedOn w:val="VerbatimChar"/>
     <w:rPr>
-      <w:color w:val="003b4f"/>
-      <w:shd w:val="clear" w:fill="f1f3f5"/>
+      <w:color w:val="007020"/>
     </w:rPr>
   </w:style>
   <w:style w:type="character" w:customStyle="1" w:styleId="FunctionTok">
     <w:name w:val="FunctionTok"/>
     <w:basedOn w:val="VerbatimChar"/>
     <w:rPr>
-      <w:color w:val="4758ab"/>
-      <w:shd w:val="clear" w:fill="f1f3f5"/>
+      <w:color w:val="06287e"/>
     </w:rPr>
   </w:style>
   <w:style w:type="character" w:customStyle="1" w:styleId="VariableTok">
     <w:name w:val="VariableTok"/>
     <w:basedOn w:val="VerbatimChar"/>
     <w:rPr>
-      <w:color w:val="111111"/>
-      <w:shd w:val="clear" w:fill="f1f3f5"/>
+      <w:color w:val="19177c"/>
     </w:rPr>
   </w:style>
   <w:style w:type="character" w:customStyle="1" w:styleId="ControlFlowTok">
@@ -2698,98 +2364,85 @@
     <w:basedOn w:val="VerbatimChar"/>
     <w:rPr>
       <w:b/>
-      <w:color w:val="003b4f"/>
-      <w:shd w:val="clear" w:fill="f1f3f5"/>
+      <w:color w:val="007020"/>
     </w:rPr>
   </w:style>
   <w:style w:type="character" w:customStyle="1" w:styleId="OperatorTok">
     <w:name w:val="OperatorTok"/>
     <w:basedOn w:val="VerbatimChar"/>
     <w:rPr>
-      <w:color w:val="5e5e5e"/>
-      <w:shd w:val="clear" w:fill="f1f3f5"/>
+      <w:color w:val="666666"/>
     </w:rPr>
   </w:style>
   <w:style w:type="character" w:customStyle="1" w:styleId="BuiltInTok">
     <w:name w:val="BuiltInTok"/>
     <w:basedOn w:val="VerbatimChar"/>
     <w:rPr>
-      <w:color w:val="003b4f"/>
-      <w:shd w:val="clear" w:fill="f1f3f5"/>
+      <w:color w:val="008000"/>
     </w:rPr>
   </w:style>
   <w:style w:type="character" w:customStyle="1" w:styleId="ExtensionTok">
     <w:name w:val="ExtensionTok"/>
     <w:basedOn w:val="VerbatimChar"/>
-    <w:rPr>
-      <w:color w:val="003b4f"/>
-      <w:shd w:val="clear" w:fill="f1f3f5"/>
-    </w:rPr>
+    <w:rPr/>
   </w:style>
   <w:style w:type="character" w:customStyle="1" w:styleId="PreprocessorTok">
     <w:name w:val="PreprocessorTok"/>
     <w:basedOn w:val="VerbatimChar"/>
     <w:rPr>
-      <w:color w:val="ad0000"/>
-      <w:shd w:val="clear" w:fill="f1f3f5"/>
+      <w:color w:val="bc7a00"/>
     </w:rPr>
   </w:style>
   <w:style w:type="character" w:customStyle="1" w:styleId="AttributeTok">
     <w:name w:val="AttributeTok"/>
     <w:basedOn w:val="VerbatimChar"/>
     <w:rPr>
-      <w:color w:val="657422"/>
-      <w:shd w:val="clear" w:fill="f1f3f5"/>
+      <w:color w:val="7d9029"/>
     </w:rPr>
   </w:style>
   <w:style w:type="character" w:customStyle="1" w:styleId="RegionMarkerTok">
     <w:name w:val="RegionMarkerTok"/>
     <w:basedOn w:val="VerbatimChar"/>
-    <w:rPr>
-      <w:color w:val="003b4f"/>
-      <w:shd w:val="clear" w:fill="f1f3f5"/>
-    </w:rPr>
+    <w:rPr/>
   </w:style>
   <w:style w:type="character" w:customStyle="1" w:styleId="InformationTok">
     <w:name w:val="InformationTok"/>
     <w:basedOn w:val="VerbatimChar"/>
     <w:rPr>
-      <w:color w:val="5e5e5e"/>
-      <w:shd w:val="clear" w:fill="f1f3f5"/>
+      <w:b/>
+      <w:i/>
+      <w:color w:val="60a0b0"/>
     </w:rPr>
   </w:style>
   <w:style w:type="character" w:customStyle="1" w:styleId="WarningTok">
     <w:name w:val="WarningTok"/>
     <w:basedOn w:val="VerbatimChar"/>
     <w:rPr>
+      <w:b/>
       <w:i/>
-      <w:color w:val="5e5e5e"/>
-      <w:shd w:val="clear" w:fill="f1f3f5"/>
+      <w:color w:val="60a0b0"/>
     </w:rPr>
   </w:style>
   <w:style w:type="character" w:customStyle="1" w:styleId="AlertTok">
     <w:name w:val="AlertTok"/>
     <w:basedOn w:val="VerbatimChar"/>
     <w:rPr>
-      <w:color w:val="ad0000"/>
-      <w:shd w:val="clear" w:fill="f1f3f5"/>
+      <w:b/>
+      <w:color w:val="ff0000"/>
     </w:rPr>
   </w:style>
   <w:style w:type="character" w:customStyle="1" w:styleId="ErrorTok">
     <w:name w:val="ErrorTok"/>
     <w:basedOn w:val="VerbatimChar"/>
     <w:rPr>
-      <w:color w:val="ad0000"/>
-      <w:shd w:val="clear" w:fill="f1f3f5"/>
+      <w:b/>
+      <w:color w:val="ff0000"/>
     </w:rPr>
   </w:style>
   <w:style w:type="character" w:customStyle="1" w:styleId="NormalTok">
     <w:name w:val="NormalTok"/>
     <w:basedOn w:val="VerbatimChar"/>
-    <w:rPr>
-      <w:color w:val="003b4f"/>
-      <w:shd w:val="clear" w:fill="f1f3f5"/>
-    </w:rPr>
+    <w:rPr/>
   </w:style>
 </w:styles>
 </file>
